--- a/Documentos/Manual_Usuario_SARC.docx
+++ b/Documentos/Manual_Usuario_SARC.docx
@@ -696,7 +696,7 @@
           <w:szCs w:val="24"/>
           <w:lang w:val="es-CO"/>
         </w:rPr>
-        <w:t>Abra la direccion local o web donde se encuentre publicado SARC.</w:t>
+        <w:t>Si usa la aplicacion instalada, haga doble clic en Proyecto SARC; si usa una version web, abra la direccion publicada.</w:t>
       </w:r>
     </w:p>
     <w:p>
@@ -901,6 +901,7 @@
           <w:szCs w:val="20"/>
           <w:lang w:val="es-CO"/>
         </w:rPr>
+        <w:lastRenderedPageBreak/>
         <w:t xml:space="preserve">Figura 1. Pantalla de inicio de </w:t>
       </w:r>
       <w:r>
@@ -942,7 +943,6 @@
           <w:szCs w:val="24"/>
           <w:lang w:val="es-CO"/>
         </w:rPr>
-        <w:lastRenderedPageBreak/>
         <w:t>4. Inicio y asistente virtual</w:t>
       </w:r>
     </w:p>
@@ -2138,25 +2138,7 @@
           <w:szCs w:val="24"/>
           <w:lang w:val="es-CO"/>
         </w:rPr>
-        <w:t xml:space="preserve">Google Firebase. (2024). Firebase </w:t>
-      </w:r>
-      <w:proofErr w:type="spellStart"/>
-      <w:r>
-        <w:rPr>
-          <w:sz w:val="24"/>
-          <w:szCs w:val="24"/>
-          <w:lang w:val="es-CO"/>
-        </w:rPr>
-        <w:t>Documentation</w:t>
-      </w:r>
-      <w:proofErr w:type="spellEnd"/>
-      <w:r>
-        <w:rPr>
-          <w:sz w:val="24"/>
-          <w:szCs w:val="24"/>
-          <w:lang w:val="es-CO"/>
-        </w:rPr>
-        <w:t>. Google LLC. Recuperado de https://firebase.google.com/docs</w:t>
+        <w:t>Google Firebase. (2024). Firebase Documentation. Google LLC. Recuperado de https://firebase.google.com/docs</w:t>
       </w:r>
     </w:p>
     <w:p>
@@ -2181,23 +2163,7 @@
           <w:sz w:val="24"/>
           <w:szCs w:val="24"/>
         </w:rPr>
-        <w:t xml:space="preserve">Instituto </w:t>
-      </w:r>
-      <w:proofErr w:type="spellStart"/>
-      <w:r>
-        <w:rPr>
-          <w:sz w:val="24"/>
-          <w:szCs w:val="24"/>
-        </w:rPr>
-        <w:t>Colombiano</w:t>
-      </w:r>
-      <w:proofErr w:type="spellEnd"/>
-      <w:r>
-        <w:rPr>
-          <w:sz w:val="24"/>
-          <w:szCs w:val="24"/>
-        </w:rPr>
-        <w:t xml:space="preserve"> de Normas Técnicas y Certificación.</w:t>
+        <w:t>Instituto Colombiano de Normas Técnicas y Certificación.</w:t>
       </w:r>
     </w:p>
     <w:sectPr>
